--- a/templates/acceptable-use-policy-template.docx
+++ b/templates/acceptable-use-policy-template.docx
@@ -39,7 +39,7 @@
         <w:t xml:space="preserve"> </w:t>
       </w:r>
       <w:r>
-        <w:t xml:space="preserve">Replace every [BRACKETED] field. Delete any clause that does not apply to the organisation, and delete this comment block before issuing. Originally developed for a fictional portfolio scenario by O.S, 2026.</w:t>
+        <w:t xml:space="preserve">Replace every [BRACKETED] field. Delete any clause that does not apply to the organisation, and delete this note before issuing. Originally developed for a fictional portfolio scenario by O.S, 2026.</w:t>
       </w:r>
     </w:p>
     <w:tbl>
@@ -47,6 +47,7 @@
         <w:tblStyle w:val="Table"/>
         <w:tblLook w:firstRow="1" w:lastRow="0" w:firstColumn="0" w:lastColumn="0" w:noHBand="0" w:noVBand="0" w:val="0020"/>
         <w:jc w:val="start"/>
+        <w:tblLayout w:type="fixed"/>
         <w:tblBorders>
           <w:top w:val="single" w:sz="4" w:color="C9D3E0"/>
           <w:left w:val="single" w:sz="4" w:color="C9D3E0"/>
@@ -61,11 +62,11 @@
           <w:left w:w="80" w:type="dxa"/>
           <w:right w:w="80" w:type="dxa"/>
         </w:tblCellMar>
-        <w:tblW w:w="5000" w:type="pct"/>
+        <w:tblW w:w="9751" w:type="dxa"/>
       </w:tblPr>
       <w:tblGrid>
-        <w:gridCol w:w="3960"/>
-        <w:gridCol w:w="3960"/>
+        <w:gridCol w:w="3178"/>
+        <w:gridCol w:w="6572"/>
       </w:tblGrid>
       <w:tr>
         <w:trPr>
@@ -75,6 +76,7 @@
         </w:trPr>
         <w:tc>
           <w:tcPr>
+            <w:tcW w:type="dxa" w:w="3179"/>
             <w:shd w:val="clear" w:color="auto" w:fill="13315C"/>
           </w:tcPr>
           <w:p>
@@ -95,6 +97,7 @@
         </w:tc>
         <w:tc>
           <w:tcPr>
+            <w:tcW w:type="dxa" w:w="6573"/>
             <w:shd w:val="clear" w:color="auto" w:fill="13315C"/>
           </w:tcPr>
           <w:p>
@@ -119,7 +122,9 @@
           <w:cantSplit/>
         </w:trPr>
         <w:tc>
-          <w:tcPr/>
+          <w:tcPr>
+            <w:tcW w:type="dxa" w:w="3179"/>
+          </w:tcPr>
           <w:p>
             <w:pPr>
               <w:pStyle w:val="Compact"/>
@@ -135,7 +140,9 @@
           </w:p>
         </w:tc>
         <w:tc>
-          <w:tcPr/>
+          <w:tcPr>
+            <w:tcW w:type="dxa" w:w="6573"/>
+          </w:tcPr>
           <w:p>
             <w:pPr>
               <w:pStyle w:val="Compact"/>
@@ -157,6 +164,7 @@
         </w:trPr>
         <w:tc>
           <w:tcPr>
+            <w:tcW w:type="dxa" w:w="3179"/>
             <w:shd w:val="clear" w:color="auto" w:fill="F3F6FA"/>
           </w:tcPr>
           <w:p>
@@ -175,6 +183,7 @@
         </w:tc>
         <w:tc>
           <w:tcPr>
+            <w:tcW w:type="dxa" w:w="6573"/>
             <w:shd w:val="clear" w:color="auto" w:fill="F3F6FA"/>
           </w:tcPr>
           <w:p>
@@ -197,7 +206,9 @@
           <w:cantSplit/>
         </w:trPr>
         <w:tc>
-          <w:tcPr/>
+          <w:tcPr>
+            <w:tcW w:type="dxa" w:w="3179"/>
+          </w:tcPr>
           <w:p>
             <w:pPr>
               <w:pStyle w:val="Compact"/>
@@ -213,7 +224,9 @@
           </w:p>
         </w:tc>
         <w:tc>
-          <w:tcPr/>
+          <w:tcPr>
+            <w:tcW w:type="dxa" w:w="6573"/>
+          </w:tcPr>
           <w:p>
             <w:pPr>
               <w:pStyle w:val="Compact"/>
@@ -235,6 +248,7 @@
         </w:trPr>
         <w:tc>
           <w:tcPr>
+            <w:tcW w:type="dxa" w:w="3179"/>
             <w:shd w:val="clear" w:color="auto" w:fill="F3F6FA"/>
           </w:tcPr>
           <w:p>
@@ -253,6 +267,7 @@
         </w:tc>
         <w:tc>
           <w:tcPr>
+            <w:tcW w:type="dxa" w:w="6573"/>
             <w:shd w:val="clear" w:color="auto" w:fill="F3F6FA"/>
           </w:tcPr>
           <w:p>
@@ -275,7 +290,9 @@
           <w:cantSplit/>
         </w:trPr>
         <w:tc>
-          <w:tcPr/>
+          <w:tcPr>
+            <w:tcW w:type="dxa" w:w="3179"/>
+          </w:tcPr>
           <w:p>
             <w:pPr>
               <w:pStyle w:val="Compact"/>
@@ -291,7 +308,9 @@
           </w:p>
         </w:tc>
         <w:tc>
-          <w:tcPr/>
+          <w:tcPr>
+            <w:tcW w:type="dxa" w:w="6573"/>
+          </w:tcPr>
           <w:p>
             <w:pPr>
               <w:pStyle w:val="Compact"/>
@@ -313,6 +332,7 @@
         </w:trPr>
         <w:tc>
           <w:tcPr>
+            <w:tcW w:type="dxa" w:w="3179"/>
             <w:shd w:val="clear" w:color="auto" w:fill="F3F6FA"/>
           </w:tcPr>
           <w:p>
@@ -331,6 +351,7 @@
         </w:tc>
         <w:tc>
           <w:tcPr>
+            <w:tcW w:type="dxa" w:w="6573"/>
             <w:shd w:val="clear" w:color="auto" w:fill="F3F6FA"/>
           </w:tcPr>
           <w:p>
@@ -353,7 +374,9 @@
           <w:cantSplit/>
         </w:trPr>
         <w:tc>
-          <w:tcPr/>
+          <w:tcPr>
+            <w:tcW w:type="dxa" w:w="3179"/>
+          </w:tcPr>
           <w:p>
             <w:pPr>
               <w:pStyle w:val="Compact"/>
@@ -369,7 +392,9 @@
           </w:p>
         </w:tc>
         <w:tc>
-          <w:tcPr/>
+          <w:tcPr>
+            <w:tcW w:type="dxa" w:w="6573"/>
+          </w:tcPr>
           <w:p>
             <w:pPr>
               <w:pStyle w:val="Compact"/>
@@ -391,6 +416,7 @@
         </w:trPr>
         <w:tc>
           <w:tcPr>
+            <w:tcW w:type="dxa" w:w="3179"/>
             <w:shd w:val="clear" w:color="auto" w:fill="F3F6FA"/>
           </w:tcPr>
           <w:p>
@@ -409,6 +435,7 @@
         </w:tc>
         <w:tc>
           <w:tcPr>
+            <w:tcW w:type="dxa" w:w="6573"/>
             <w:shd w:val="clear" w:color="auto" w:fill="F3F6FA"/>
           </w:tcPr>
           <w:p>
@@ -431,7 +458,9 @@
           <w:cantSplit/>
         </w:trPr>
         <w:tc>
-          <w:tcPr/>
+          <w:tcPr>
+            <w:tcW w:type="dxa" w:w="3179"/>
+          </w:tcPr>
           <w:p>
             <w:pPr>
               <w:pStyle w:val="Compact"/>
@@ -447,7 +476,9 @@
           </w:p>
         </w:tc>
         <w:tc>
-          <w:tcPr/>
+          <w:tcPr>
+            <w:tcW w:type="dxa" w:w="6573"/>
+          </w:tcPr>
           <w:p>
             <w:pPr>
               <w:pStyle w:val="Compact"/>
@@ -469,6 +500,7 @@
         </w:trPr>
         <w:tc>
           <w:tcPr>
+            <w:tcW w:type="dxa" w:w="3179"/>
             <w:shd w:val="clear" w:color="auto" w:fill="F3F6FA"/>
           </w:tcPr>
           <w:p>
@@ -487,6 +519,7 @@
         </w:tc>
         <w:tc>
           <w:tcPr>
+            <w:tcW w:type="dxa" w:w="6573"/>
             <w:shd w:val="clear" w:color="auto" w:fill="F3F6FA"/>
           </w:tcPr>
           <w:p>
@@ -519,6 +552,7 @@
         <w:tblStyle w:val="Table"/>
         <w:tblLook w:firstRow="1" w:lastRow="0" w:firstColumn="0" w:lastColumn="0" w:noHBand="0" w:noVBand="0" w:val="0020"/>
         <w:jc w:val="start"/>
+        <w:tblLayout w:type="fixed"/>
         <w:tblBorders>
           <w:top w:val="single" w:sz="4" w:color="C9D3E0"/>
           <w:left w:val="single" w:sz="4" w:color="C9D3E0"/>
@@ -533,14 +567,14 @@
           <w:left w:w="80" w:type="dxa"/>
           <w:right w:w="80" w:type="dxa"/>
         </w:tblCellMar>
-        <w:tblW w:w="5000" w:type="pct"/>
+        <w:tblW w:w="9751" w:type="dxa"/>
       </w:tblPr>
       <w:tblGrid>
-        <w:gridCol w:w="1584"/>
-        <w:gridCol w:w="1584"/>
-        <w:gridCol w:w="1584"/>
-        <w:gridCol w:w="1584"/>
-        <w:gridCol w:w="1584"/>
+        <w:gridCol w:w="1726"/>
+        <w:gridCol w:w="2302"/>
+        <w:gridCol w:w="1594"/>
+        <w:gridCol w:w="2244"/>
+        <w:gridCol w:w="1883"/>
       </w:tblGrid>
       <w:tr>
         <w:trPr>
@@ -550,6 +584,7 @@
         </w:trPr>
         <w:tc>
           <w:tcPr>
+            <w:tcW w:type="dxa" w:w="1727"/>
             <w:shd w:val="clear" w:color="auto" w:fill="13315C"/>
           </w:tcPr>
           <w:p>
@@ -570,6 +605,7 @@
         </w:tc>
         <w:tc>
           <w:tcPr>
+            <w:tcW w:type="dxa" w:w="2302"/>
             <w:shd w:val="clear" w:color="auto" w:fill="13315C"/>
           </w:tcPr>
           <w:p>
@@ -590,6 +626,7 @@
         </w:tc>
         <w:tc>
           <w:tcPr>
+            <w:tcW w:type="dxa" w:w="1595"/>
             <w:shd w:val="clear" w:color="auto" w:fill="13315C"/>
           </w:tcPr>
           <w:p>
@@ -610,6 +647,7 @@
         </w:tc>
         <w:tc>
           <w:tcPr>
+            <w:tcW w:type="dxa" w:w="2244"/>
             <w:shd w:val="clear" w:color="auto" w:fill="13315C"/>
           </w:tcPr>
           <w:p>
@@ -630,6 +668,7 @@
         </w:tc>
         <w:tc>
           <w:tcPr>
+            <w:tcW w:type="dxa" w:w="1884"/>
             <w:shd w:val="clear" w:color="auto" w:fill="13315C"/>
           </w:tcPr>
           <w:p>
@@ -654,7 +693,9 @@
           <w:cantSplit/>
         </w:trPr>
         <w:tc>
-          <w:tcPr/>
+          <w:tcPr>
+            <w:tcW w:type="dxa" w:w="1727"/>
+          </w:tcPr>
           <w:p>
             <w:pPr>
               <w:pStyle w:val="Compact"/>
@@ -670,7 +711,9 @@
           </w:p>
         </w:tc>
         <w:tc>
-          <w:tcPr/>
+          <w:tcPr>
+            <w:tcW w:type="dxa" w:w="2302"/>
+          </w:tcPr>
           <w:p>
             <w:pPr>
               <w:pStyle w:val="Compact"/>
@@ -686,7 +729,9 @@
           </w:p>
         </w:tc>
         <w:tc>
-          <w:tcPr/>
+          <w:tcPr>
+            <w:tcW w:type="dxa" w:w="1595"/>
+          </w:tcPr>
           <w:p>
             <w:pPr>
               <w:pStyle w:val="Compact"/>
@@ -702,7 +747,9 @@
           </w:p>
         </w:tc>
         <w:tc>
-          <w:tcPr/>
+          <w:tcPr>
+            <w:tcW w:type="dxa" w:w="2244"/>
+          </w:tcPr>
           <w:p>
             <w:pPr>
               <w:pStyle w:val="Compact"/>
@@ -718,7 +765,9 @@
           </w:p>
         </w:tc>
         <w:tc>
-          <w:tcPr/>
+          <w:tcPr>
+            <w:tcW w:type="dxa" w:w="1884"/>
+          </w:tcPr>
           <w:p>
             <w:pPr>
               <w:pStyle w:val="Compact"/>
@@ -891,6 +940,7 @@
         <w:tblStyle w:val="Table"/>
         <w:tblLook w:firstRow="1" w:lastRow="0" w:firstColumn="0" w:lastColumn="0" w:noHBand="0" w:noVBand="0" w:val="0020"/>
         <w:jc w:val="start"/>
+        <w:tblLayout w:type="fixed"/>
         <w:tblBorders>
           <w:top w:val="single" w:sz="4" w:color="C9D3E0"/>
           <w:left w:val="single" w:sz="4" w:color="C9D3E0"/>
@@ -905,11 +955,11 @@
           <w:left w:w="80" w:type="dxa"/>
           <w:right w:w="80" w:type="dxa"/>
         </w:tblCellMar>
-        <w:tblW w:w="5000" w:type="pct"/>
+        <w:tblW w:w="9751" w:type="dxa"/>
       </w:tblPr>
       <w:tblGrid>
-        <w:gridCol w:w="3960"/>
-        <w:gridCol w:w="3960"/>
+        <w:gridCol w:w="2352"/>
+        <w:gridCol w:w="7398"/>
       </w:tblGrid>
       <w:tr>
         <w:trPr>
@@ -919,6 +969,7 @@
         </w:trPr>
         <w:tc>
           <w:tcPr>
+            <w:tcW w:type="dxa" w:w="2353"/>
             <w:shd w:val="clear" w:color="auto" w:fill="13315C"/>
           </w:tcPr>
           <w:p>
@@ -939,6 +990,7 @@
         </w:tc>
         <w:tc>
           <w:tcPr>
+            <w:tcW w:type="dxa" w:w="7398"/>
             <w:shd w:val="clear" w:color="auto" w:fill="13315C"/>
           </w:tcPr>
           <w:p>
@@ -963,7 +1015,9 @@
           <w:cantSplit/>
         </w:trPr>
         <w:tc>
-          <w:tcPr/>
+          <w:tcPr>
+            <w:tcW w:type="dxa" w:w="2353"/>
+          </w:tcPr>
           <w:p>
             <w:pPr>
               <w:pStyle w:val="Compact"/>
@@ -979,7 +1033,9 @@
           </w:p>
         </w:tc>
         <w:tc>
-          <w:tcPr/>
+          <w:tcPr>
+            <w:tcW w:type="dxa" w:w="7398"/>
+          </w:tcPr>
           <w:p>
             <w:pPr>
               <w:pStyle w:val="Compact"/>
@@ -1001,6 +1057,7 @@
         </w:trPr>
         <w:tc>
           <w:tcPr>
+            <w:tcW w:type="dxa" w:w="2353"/>
             <w:shd w:val="clear" w:color="auto" w:fill="F3F6FA"/>
           </w:tcPr>
           <w:p>
@@ -1019,6 +1076,7 @@
         </w:tc>
         <w:tc>
           <w:tcPr>
+            <w:tcW w:type="dxa" w:w="7398"/>
             <w:shd w:val="clear" w:color="auto" w:fill="F3F6FA"/>
           </w:tcPr>
           <w:p>
@@ -1041,7 +1099,9 @@
           <w:cantSplit/>
         </w:trPr>
         <w:tc>
-          <w:tcPr/>
+          <w:tcPr>
+            <w:tcW w:type="dxa" w:w="2353"/>
+          </w:tcPr>
           <w:p>
             <w:pPr>
               <w:pStyle w:val="Compact"/>
@@ -1057,7 +1117,9 @@
           </w:p>
         </w:tc>
         <w:tc>
-          <w:tcPr/>
+          <w:tcPr>
+            <w:tcW w:type="dxa" w:w="7398"/>
+          </w:tcPr>
           <w:p>
             <w:pPr>
               <w:pStyle w:val="Compact"/>
@@ -1079,6 +1141,7 @@
         </w:trPr>
         <w:tc>
           <w:tcPr>
+            <w:tcW w:type="dxa" w:w="2353"/>
             <w:shd w:val="clear" w:color="auto" w:fill="F3F6FA"/>
           </w:tcPr>
           <w:p>
@@ -1097,6 +1160,7 @@
         </w:tc>
         <w:tc>
           <w:tcPr>
+            <w:tcW w:type="dxa" w:w="7398"/>
             <w:shd w:val="clear" w:color="auto" w:fill="F3F6FA"/>
           </w:tcPr>
           <w:p>
@@ -1119,7 +1183,9 @@
           <w:cantSplit/>
         </w:trPr>
         <w:tc>
-          <w:tcPr/>
+          <w:tcPr>
+            <w:tcW w:type="dxa" w:w="2353"/>
+          </w:tcPr>
           <w:p>
             <w:pPr>
               <w:pStyle w:val="Compact"/>
@@ -1135,7 +1201,9 @@
           </w:p>
         </w:tc>
         <w:tc>
-          <w:tcPr/>
+          <w:tcPr>
+            <w:tcW w:type="dxa" w:w="7398"/>
+          </w:tcPr>
           <w:p>
             <w:pPr>
               <w:pStyle w:val="Compact"/>
@@ -2567,6 +2635,7 @@
         <w:tblStyle w:val="Table"/>
         <w:tblLook w:firstRow="1" w:lastRow="0" w:firstColumn="0" w:lastColumn="0" w:noHBand="0" w:noVBand="0" w:val="0020"/>
         <w:jc w:val="start"/>
+        <w:tblLayout w:type="fixed"/>
         <w:tblBorders>
           <w:top w:val="single" w:sz="4" w:color="C9D3E0"/>
           <w:left w:val="single" w:sz="4" w:color="C9D3E0"/>
@@ -2581,12 +2650,12 @@
           <w:left w:w="80" w:type="dxa"/>
           <w:right w:w="80" w:type="dxa"/>
         </w:tblCellMar>
-        <w:tblW w:w="5000" w:type="pct"/>
+        <w:tblW w:w="9751" w:type="dxa"/>
       </w:tblPr>
       <w:tblGrid>
-        <w:gridCol w:w="2640"/>
-        <w:gridCol w:w="2640"/>
-        <w:gridCol w:w="2640"/>
+        <w:gridCol w:w="3661"/>
+        <w:gridCol w:w="3089"/>
+        <w:gridCol w:w="3000"/>
       </w:tblGrid>
       <w:tr>
         <w:trPr>
@@ -2596,6 +2665,7 @@
         </w:trPr>
         <w:tc>
           <w:tcPr>
+            <w:tcW w:type="dxa" w:w="3661"/>
             <w:shd w:val="clear" w:color="auto" w:fill="13315C"/>
           </w:tcPr>
           <w:p>
@@ -2616,6 +2686,7 @@
         </w:tc>
         <w:tc>
           <w:tcPr>
+            <w:tcW w:type="dxa" w:w="3089"/>
             <w:shd w:val="clear" w:color="auto" w:fill="13315C"/>
           </w:tcPr>
           <w:p>
@@ -2636,6 +2707,7 @@
         </w:tc>
         <w:tc>
           <w:tcPr>
+            <w:tcW w:type="dxa" w:w="3001"/>
             <w:shd w:val="clear" w:color="auto" w:fill="13315C"/>
           </w:tcPr>
           <w:p>
@@ -2660,7 +2732,9 @@
           <w:cantSplit/>
         </w:trPr>
         <w:tc>
-          <w:tcPr/>
+          <w:tcPr>
+            <w:tcW w:type="dxa" w:w="3661"/>
+          </w:tcPr>
           <w:p>
             <w:pPr>
               <w:pStyle w:val="Compact"/>
@@ -2676,7 +2750,9 @@
           </w:p>
         </w:tc>
         <w:tc>
-          <w:tcPr/>
+          <w:tcPr>
+            <w:tcW w:type="dxa" w:w="3089"/>
+          </w:tcPr>
           <w:p>
             <w:pPr>
               <w:pStyle w:val="Compact"/>
@@ -2692,7 +2768,9 @@
           </w:p>
         </w:tc>
         <w:tc>
-          <w:tcPr/>
+          <w:tcPr>
+            <w:tcW w:type="dxa" w:w="3001"/>
+          </w:tcPr>
           <w:p>
             <w:pPr>
               <w:pStyle w:val="Compact"/>
@@ -2714,6 +2792,7 @@
         </w:trPr>
         <w:tc>
           <w:tcPr>
+            <w:tcW w:type="dxa" w:w="3661"/>
             <w:shd w:val="clear" w:color="auto" w:fill="F3F6FA"/>
           </w:tcPr>
           <w:p>
@@ -2732,6 +2811,7 @@
         </w:tc>
         <w:tc>
           <w:tcPr>
+            <w:tcW w:type="dxa" w:w="3089"/>
             <w:shd w:val="clear" w:color="auto" w:fill="F3F6FA"/>
           </w:tcPr>
           <w:p>
@@ -2750,6 +2830,7 @@
         </w:tc>
         <w:tc>
           <w:tcPr>
+            <w:tcW w:type="dxa" w:w="3001"/>
             <w:shd w:val="clear" w:color="auto" w:fill="F3F6FA"/>
           </w:tcPr>
           <w:p>
@@ -2772,7 +2853,9 @@
           <w:cantSplit/>
         </w:trPr>
         <w:tc>
-          <w:tcPr/>
+          <w:tcPr>
+            <w:tcW w:type="dxa" w:w="3661"/>
+          </w:tcPr>
           <w:p>
             <w:pPr>
               <w:pStyle w:val="Compact"/>
@@ -2788,7 +2871,9 @@
           </w:p>
         </w:tc>
         <w:tc>
-          <w:tcPr/>
+          <w:tcPr>
+            <w:tcW w:type="dxa" w:w="3089"/>
+          </w:tcPr>
           <w:p>
             <w:pPr>
               <w:pStyle w:val="Compact"/>
@@ -2804,7 +2889,9 @@
           </w:p>
         </w:tc>
         <w:tc>
-          <w:tcPr/>
+          <w:tcPr>
+            <w:tcW w:type="dxa" w:w="3001"/>
+          </w:tcPr>
           <w:p>
             <w:pPr>
               <w:pStyle w:val="Compact"/>
@@ -2826,6 +2913,7 @@
         </w:trPr>
         <w:tc>
           <w:tcPr>
+            <w:tcW w:type="dxa" w:w="3661"/>
             <w:shd w:val="clear" w:color="auto" w:fill="F3F6FA"/>
           </w:tcPr>
           <w:p>
@@ -2844,6 +2932,7 @@
         </w:tc>
         <w:tc>
           <w:tcPr>
+            <w:tcW w:type="dxa" w:w="3089"/>
             <w:shd w:val="clear" w:color="auto" w:fill="F3F6FA"/>
           </w:tcPr>
           <w:p>
@@ -2862,6 +2951,7 @@
         </w:tc>
         <w:tc>
           <w:tcPr>
+            <w:tcW w:type="dxa" w:w="3001"/>
             <w:shd w:val="clear" w:color="auto" w:fill="F3F6FA"/>
           </w:tcPr>
           <w:p>
@@ -2884,7 +2974,9 @@
           <w:cantSplit/>
         </w:trPr>
         <w:tc>
-          <w:tcPr/>
+          <w:tcPr>
+            <w:tcW w:type="dxa" w:w="3661"/>
+          </w:tcPr>
           <w:p>
             <w:pPr>
               <w:pStyle w:val="Compact"/>
@@ -2900,7 +2992,9 @@
           </w:p>
         </w:tc>
         <w:tc>
-          <w:tcPr/>
+          <w:tcPr>
+            <w:tcW w:type="dxa" w:w="3089"/>
+          </w:tcPr>
           <w:p>
             <w:pPr>
               <w:pStyle w:val="Compact"/>
@@ -2916,7 +3010,9 @@
           </w:p>
         </w:tc>
         <w:tc>
-          <w:tcPr/>
+          <w:tcPr>
+            <w:tcW w:type="dxa" w:w="3001"/>
+          </w:tcPr>
           <w:p>
             <w:pPr>
               <w:pStyle w:val="Compact"/>
@@ -2938,6 +3034,7 @@
         </w:trPr>
         <w:tc>
           <w:tcPr>
+            <w:tcW w:type="dxa" w:w="3661"/>
             <w:shd w:val="clear" w:color="auto" w:fill="F3F6FA"/>
           </w:tcPr>
           <w:p>
@@ -2956,6 +3053,7 @@
         </w:tc>
         <w:tc>
           <w:tcPr>
+            <w:tcW w:type="dxa" w:w="3089"/>
             <w:shd w:val="clear" w:color="auto" w:fill="F3F6FA"/>
           </w:tcPr>
           <w:p>
@@ -2974,6 +3072,7 @@
         </w:tc>
         <w:tc>
           <w:tcPr>
+            <w:tcW w:type="dxa" w:w="3001"/>
             <w:shd w:val="clear" w:color="auto" w:fill="F3F6FA"/>
           </w:tcPr>
           <w:p>
@@ -2996,7 +3095,9 @@
           <w:cantSplit/>
         </w:trPr>
         <w:tc>
-          <w:tcPr/>
+          <w:tcPr>
+            <w:tcW w:type="dxa" w:w="3661"/>
+          </w:tcPr>
           <w:p>
             <w:pPr>
               <w:pStyle w:val="Compact"/>
@@ -3012,7 +3113,9 @@
           </w:p>
         </w:tc>
         <w:tc>
-          <w:tcPr/>
+          <w:tcPr>
+            <w:tcW w:type="dxa" w:w="3089"/>
+          </w:tcPr>
           <w:p>
             <w:pPr>
               <w:pStyle w:val="Compact"/>
@@ -3028,7 +3131,9 @@
           </w:p>
         </w:tc>
         <w:tc>
-          <w:tcPr/>
+          <w:tcPr>
+            <w:tcW w:type="dxa" w:w="3001"/>
+          </w:tcPr>
           <w:p>
             <w:pPr>
               <w:pStyle w:val="Compact"/>
@@ -3050,6 +3155,7 @@
         </w:trPr>
         <w:tc>
           <w:tcPr>
+            <w:tcW w:type="dxa" w:w="3661"/>
             <w:shd w:val="clear" w:color="auto" w:fill="F3F6FA"/>
           </w:tcPr>
           <w:p>
@@ -3068,6 +3174,7 @@
         </w:tc>
         <w:tc>
           <w:tcPr>
+            <w:tcW w:type="dxa" w:w="3089"/>
             <w:shd w:val="clear" w:color="auto" w:fill="F3F6FA"/>
           </w:tcPr>
           <w:p>
@@ -3086,6 +3193,7 @@
         </w:tc>
         <w:tc>
           <w:tcPr>
+            <w:tcW w:type="dxa" w:w="3001"/>
             <w:shd w:val="clear" w:color="auto" w:fill="F3F6FA"/>
           </w:tcPr>
           <w:p>
@@ -3108,7 +3216,9 @@
           <w:cantSplit/>
         </w:trPr>
         <w:tc>
-          <w:tcPr/>
+          <w:tcPr>
+            <w:tcW w:type="dxa" w:w="3661"/>
+          </w:tcPr>
           <w:p>
             <w:pPr>
               <w:pStyle w:val="Compact"/>
@@ -3124,7 +3234,9 @@
           </w:p>
         </w:tc>
         <w:tc>
-          <w:tcPr/>
+          <w:tcPr>
+            <w:tcW w:type="dxa" w:w="3089"/>
+          </w:tcPr>
           <w:p>
             <w:pPr>
               <w:pStyle w:val="Compact"/>
@@ -3140,7 +3252,9 @@
           </w:p>
         </w:tc>
         <w:tc>
-          <w:tcPr/>
+          <w:tcPr>
+            <w:tcW w:type="dxa" w:w="3001"/>
+          </w:tcPr>
           <w:p>
             <w:pPr>
               <w:pStyle w:val="Compact"/>
@@ -3162,6 +3276,7 @@
         </w:trPr>
         <w:tc>
           <w:tcPr>
+            <w:tcW w:type="dxa" w:w="3661"/>
             <w:shd w:val="clear" w:color="auto" w:fill="F3F6FA"/>
           </w:tcPr>
           <w:p>
@@ -3180,6 +3295,7 @@
         </w:tc>
         <w:tc>
           <w:tcPr>
+            <w:tcW w:type="dxa" w:w="3089"/>
             <w:shd w:val="clear" w:color="auto" w:fill="F3F6FA"/>
           </w:tcPr>
           <w:p>
@@ -3198,6 +3314,7 @@
         </w:tc>
         <w:tc>
           <w:tcPr>
+            <w:tcW w:type="dxa" w:w="3001"/>
             <w:shd w:val="clear" w:color="auto" w:fill="F3F6FA"/>
           </w:tcPr>
           <w:p>
@@ -3220,7 +3337,9 @@
           <w:cantSplit/>
         </w:trPr>
         <w:tc>
-          <w:tcPr/>
+          <w:tcPr>
+            <w:tcW w:type="dxa" w:w="3661"/>
+          </w:tcPr>
           <w:p>
             <w:pPr>
               <w:pStyle w:val="Compact"/>
@@ -3236,7 +3355,9 @@
           </w:p>
         </w:tc>
         <w:tc>
-          <w:tcPr/>
+          <w:tcPr>
+            <w:tcW w:type="dxa" w:w="3089"/>
+          </w:tcPr>
           <w:p>
             <w:pPr>
               <w:pStyle w:val="Compact"/>
@@ -3252,7 +3373,9 @@
           </w:p>
         </w:tc>
         <w:tc>
-          <w:tcPr/>
+          <w:tcPr>
+            <w:tcW w:type="dxa" w:w="3001"/>
+          </w:tcPr>
           <w:p>
             <w:pPr>
               <w:pStyle w:val="Compact"/>
@@ -3284,6 +3407,7 @@
         <w:tblStyle w:val="Table"/>
         <w:tblLook w:firstRow="1" w:lastRow="0" w:firstColumn="0" w:lastColumn="0" w:noHBand="0" w:noVBand="0" w:val="0020"/>
         <w:jc w:val="start"/>
+        <w:tblLayout w:type="fixed"/>
         <w:tblBorders>
           <w:top w:val="single" w:sz="4" w:color="C9D3E0"/>
           <w:left w:val="single" w:sz="4" w:color="C9D3E0"/>
@@ -3298,11 +3422,11 @@
           <w:left w:w="80" w:type="dxa"/>
           <w:right w:w="80" w:type="dxa"/>
         </w:tblCellMar>
-        <w:tblW w:w="5000" w:type="pct"/>
+        <w:tblW w:w="9751" w:type="dxa"/>
       </w:tblPr>
       <w:tblGrid>
-        <w:gridCol w:w="3960"/>
-        <w:gridCol w:w="3960"/>
+        <w:gridCol w:w="3665"/>
+        <w:gridCol w:w="6085"/>
       </w:tblGrid>
       <w:tr>
         <w:trPr>
@@ -3312,6 +3436,7 @@
         </w:trPr>
         <w:tc>
           <w:tcPr>
+            <w:tcW w:type="dxa" w:w="3666"/>
             <w:shd w:val="clear" w:color="auto" w:fill="13315C"/>
           </w:tcPr>
           <w:p>
@@ -3332,6 +3457,7 @@
         </w:tc>
         <w:tc>
           <w:tcPr>
+            <w:tcW w:type="dxa" w:w="6085"/>
             <w:shd w:val="clear" w:color="auto" w:fill="13315C"/>
           </w:tcPr>
           <w:p>
@@ -3356,7 +3482,9 @@
           <w:cantSplit/>
         </w:trPr>
         <w:tc>
-          <w:tcPr/>
+          <w:tcPr>
+            <w:tcW w:type="dxa" w:w="3666"/>
+          </w:tcPr>
           <w:p>
             <w:pPr>
               <w:pStyle w:val="Compact"/>
@@ -3372,7 +3500,9 @@
           </w:p>
         </w:tc>
         <w:tc>
-          <w:tcPr/>
+          <w:tcPr>
+            <w:tcW w:type="dxa" w:w="6085"/>
+          </w:tcPr>
           <w:p>
             <w:pPr>
               <w:pStyle w:val="Compact"/>
@@ -3394,6 +3524,7 @@
         </w:trPr>
         <w:tc>
           <w:tcPr>
+            <w:tcW w:type="dxa" w:w="3666"/>
             <w:shd w:val="clear" w:color="auto" w:fill="F3F6FA"/>
           </w:tcPr>
           <w:p>
@@ -3412,6 +3543,7 @@
         </w:tc>
         <w:tc>
           <w:tcPr>
+            <w:tcW w:type="dxa" w:w="6085"/>
             <w:shd w:val="clear" w:color="auto" w:fill="F3F6FA"/>
           </w:tcPr>
           <w:p>
@@ -3434,7 +3566,9 @@
           <w:cantSplit/>
         </w:trPr>
         <w:tc>
-          <w:tcPr/>
+          <w:tcPr>
+            <w:tcW w:type="dxa" w:w="3666"/>
+          </w:tcPr>
           <w:p>
             <w:pPr>
               <w:pStyle w:val="Compact"/>
@@ -3450,7 +3584,9 @@
           </w:p>
         </w:tc>
         <w:tc>
-          <w:tcPr/>
+          <w:tcPr>
+            <w:tcW w:type="dxa" w:w="6085"/>
+          </w:tcPr>
           <w:p>
             <w:pPr>
               <w:pStyle w:val="Compact"/>
@@ -3472,6 +3608,7 @@
         </w:trPr>
         <w:tc>
           <w:tcPr>
+            <w:tcW w:type="dxa" w:w="3666"/>
             <w:shd w:val="clear" w:color="auto" w:fill="F3F6FA"/>
           </w:tcPr>
           <w:p>
@@ -3490,6 +3627,7 @@
         </w:tc>
         <w:tc>
           <w:tcPr>
+            <w:tcW w:type="dxa" w:w="6085"/>
             <w:shd w:val="clear" w:color="auto" w:fill="F3F6FA"/>
           </w:tcPr>
           <w:p>
@@ -3512,7 +3650,9 @@
           <w:cantSplit/>
         </w:trPr>
         <w:tc>
-          <w:tcPr/>
+          <w:tcPr>
+            <w:tcW w:type="dxa" w:w="3666"/>
+          </w:tcPr>
           <w:p>
             <w:pPr>
               <w:pStyle w:val="Compact"/>
@@ -3528,7 +3668,9 @@
           </w:p>
         </w:tc>
         <w:tc>
-          <w:tcPr/>
+          <w:tcPr>
+            <w:tcW w:type="dxa" w:w="6085"/>
+          </w:tcPr>
           <w:p>
             <w:pPr>
               <w:pStyle w:val="Compact"/>
@@ -3550,6 +3692,7 @@
         </w:trPr>
         <w:tc>
           <w:tcPr>
+            <w:tcW w:type="dxa" w:w="3666"/>
             <w:shd w:val="clear" w:color="auto" w:fill="F3F6FA"/>
           </w:tcPr>
           <w:p>
@@ -3568,6 +3711,7 @@
         </w:tc>
         <w:tc>
           <w:tcPr>
+            <w:tcW w:type="dxa" w:w="6085"/>
             <w:shd w:val="clear" w:color="auto" w:fill="F3F6FA"/>
           </w:tcPr>
           <w:p>

--- a/templates/acceptable-use-policy-template.docx
+++ b/templates/acceptable-use-policy-template.docx
@@ -39,7 +39,7 @@
         <w:t xml:space="preserve"> </w:t>
       </w:r>
       <w:r>
-        <w:t xml:space="preserve">Replace every [BRACKETED] field. Delete any clause that does not apply to the organisation, and delete this note before issuing. Originally developed for a fictional portfolio scenario by O.S, 2026.</w:t>
+        <w:t xml:space="preserve">Replace every [BRACKETED] field. Delete any clause that does not apply to the organisation, and delete this note before issuing. Originally developed for a simulated portfolio scenario by O.S, 2026.</w:t>
       </w:r>
     </w:p>
     <w:tbl>
@@ -3957,7 +3957,7 @@
         <w:color w:val="6B7280"/>
         <w:sz w:val="15"/>
       </w:rPr>
-      <w:t xml:space="preserve">Fictional portfolio case study  ·  Prepared by O.S  ·  Page </w:t>
+      <w:t xml:space="preserve">Simulated case study  ·  Prepared by O.S  ·  Page </w:t>
     </w:r>
     <w:r>
       <w:rPr>

--- a/templates/acceptable-use-policy-template.docx
+++ b/templates/acceptable-use-policy-template.docx
@@ -39,7 +39,7 @@
         <w:t xml:space="preserve"> </w:t>
       </w:r>
       <w:r>
-        <w:t xml:space="preserve">Replace every [BRACKETED] field. Delete any clause that does not apply to the organisation, and delete this note before issuing. Originally developed for a simulated portfolio scenario by O.S, 2026.</w:t>
+        <w:t>Replace every [BRACKETED] field. Delete any clause that does not apply to the organisation, and delete this note before issuing. Prepared by Olugboye Shola.</w:t>
       </w:r>
     </w:p>
     <w:tbl>
@@ -3933,6 +3933,10 @@
     <w:sectPr>
       <w:headerReference w:type="default" r:id="rId9"/>
       <w:footerReference w:type="default" r:id="rId10"/>
+      <w:headerReference w:type="first" r:id="rId11"/>
+      <w:footerReference w:type="first" r:id="rId12"/>
+      <w:headerReference w:type="even" r:id="rId13"/>
+      <w:footerReference w:type="even" r:id="rId14"/>
       <w:pgSz w:w="11906" w:h="16838"/>
       <w:pgMar w:left="1077" w:right="1077" w:top="1134" w:bottom="1020"/>
     </w:sectPr>
@@ -3957,7 +3961,7 @@
         <w:color w:val="6B7280"/>
         <w:sz w:val="15"/>
       </w:rPr>
-      <w:t xml:space="preserve">Simulated case study  ·  Prepared by O.S  ·  Page </w:t>
+      <w:t xml:space="preserve">Prepared by Olugboye Shola  ·  Page </w:t>
     </w:r>
     <w:r>
       <w:rPr>
@@ -3990,6 +3994,26 @@
 </w:ftr>
 </file>
 
+<file path=word/footer2.xml><?xml version="1.0" encoding="utf-8"?>
+<w:ftr xmlns:m="http://schemas.openxmlformats.org/officeDocument/2006/math" xmlns:mc="http://schemas.openxmlformats.org/markup-compatibility/2006" xmlns:mo="http://schemas.microsoft.com/office/mac/office/2008/main" xmlns:mv="urn:schemas-microsoft-com:mac:vml" xmlns:o="urn:schemas-microsoft-com:office:office" xmlns:r="http://schemas.openxmlformats.org/officeDocument/2006/relationships" xmlns:v="urn:schemas-microsoft-com:vml" xmlns:w10="urn:schemas-microsoft-com:office:word" xmlns:w14="http://schemas.microsoft.com/office/word/2010/wordml" xmlns:w="http://schemas.openxmlformats.org/wordprocessingml/2006/main" xmlns:wne="http://schemas.microsoft.com/office/word/2006/wordml" xmlns:wp14="http://schemas.microsoft.com/office/word/2010/wordprocessingDrawing" xmlns:wp="http://schemas.openxmlformats.org/drawingml/2006/wordprocessingDrawing" xmlns:wpc="http://schemas.microsoft.com/office/word/2010/wordprocessingCanvas" xmlns:wpg="http://schemas.microsoft.com/office/word/2010/wordprocessingGroup" xmlns:wpi="http://schemas.microsoft.com/office/word/2010/wordprocessingInk" xmlns:wps="http://schemas.microsoft.com/office/word/2010/wordprocessingShape" mc:Ignorable="w14 wp14">
+  <w:p>
+    <w:pPr>
+      <w:pStyle w:val="Footer"/>
+    </w:pPr>
+  </w:p>
+</w:ftr>
+</file>
+
+<file path=word/footer3.xml><?xml version="1.0" encoding="utf-8"?>
+<w:ftr xmlns:m="http://schemas.openxmlformats.org/officeDocument/2006/math" xmlns:mc="http://schemas.openxmlformats.org/markup-compatibility/2006" xmlns:mo="http://schemas.microsoft.com/office/mac/office/2008/main" xmlns:mv="urn:schemas-microsoft-com:mac:vml" xmlns:o="urn:schemas-microsoft-com:office:office" xmlns:r="http://schemas.openxmlformats.org/officeDocument/2006/relationships" xmlns:v="urn:schemas-microsoft-com:vml" xmlns:w10="urn:schemas-microsoft-com:office:word" xmlns:w14="http://schemas.microsoft.com/office/word/2010/wordml" xmlns:w="http://schemas.openxmlformats.org/wordprocessingml/2006/main" xmlns:wne="http://schemas.microsoft.com/office/word/2006/wordml" xmlns:wp14="http://schemas.microsoft.com/office/word/2010/wordprocessingDrawing" xmlns:wp="http://schemas.openxmlformats.org/drawingml/2006/wordprocessingDrawing" xmlns:wpc="http://schemas.microsoft.com/office/word/2010/wordprocessingCanvas" xmlns:wpg="http://schemas.microsoft.com/office/word/2010/wordprocessingGroup" xmlns:wpi="http://schemas.microsoft.com/office/word/2010/wordprocessingInk" xmlns:wps="http://schemas.microsoft.com/office/word/2010/wordprocessingShape" mc:Ignorable="w14 wp14">
+  <w:p>
+    <w:pPr>
+      <w:pStyle w:val="Footer"/>
+    </w:pPr>
+  </w:p>
+</w:ftr>
+</file>
+
 <file path=word/footnotes.xml><?xml version="1.0" encoding="utf-8"?>
 <w:footnotes xmlns:w="http://schemas.openxmlformats.org/wordprocessingml/2006/main" xmlns:m="http://schemas.openxmlformats.org/officeDocument/2006/math" xmlns:r="http://schemas.openxmlformats.org/officeDocument/2006/relationships" xmlns:o="urn:schemas-microsoft-com:office:office" xmlns:v="urn:schemas-microsoft-com:vml" xmlns:w10="urn:schemas-microsoft-com:office:word" xmlns:a="http://schemas.openxmlformats.org/drawingml/2006/main" xmlns:pic="http://schemas.openxmlformats.org/drawingml/2006/picture" xmlns:wp="http://schemas.openxmlformats.org/drawingml/2006/wordprocessingDrawing">
   <w:footnote w:type="continuationSeparator" w:id="0">
@@ -4024,6 +4048,26 @@
       </w:rPr>
       <w:t>ACCEPTABLE USE POLICY | REUSABLE TEMPLATE</w:t>
     </w:r>
+  </w:p>
+</w:hdr>
+</file>
+
+<file path=word/header2.xml><?xml version="1.0" encoding="utf-8"?>
+<w:hdr xmlns:m="http://schemas.openxmlformats.org/officeDocument/2006/math" xmlns:mc="http://schemas.openxmlformats.org/markup-compatibility/2006" xmlns:mo="http://schemas.microsoft.com/office/mac/office/2008/main" xmlns:mv="urn:schemas-microsoft-com:mac:vml" xmlns:o="urn:schemas-microsoft-com:office:office" xmlns:r="http://schemas.openxmlformats.org/officeDocument/2006/relationships" xmlns:v="urn:schemas-microsoft-com:vml" xmlns:w10="urn:schemas-microsoft-com:office:word" xmlns:w14="http://schemas.microsoft.com/office/word/2010/wordml" xmlns:w="http://schemas.openxmlformats.org/wordprocessingml/2006/main" xmlns:wne="http://schemas.microsoft.com/office/word/2006/wordml" xmlns:wp14="http://schemas.microsoft.com/office/word/2010/wordprocessingDrawing" xmlns:wp="http://schemas.openxmlformats.org/drawingml/2006/wordprocessingDrawing" xmlns:wpc="http://schemas.microsoft.com/office/word/2010/wordprocessingCanvas" xmlns:wpg="http://schemas.microsoft.com/office/word/2010/wordprocessingGroup" xmlns:wpi="http://schemas.microsoft.com/office/word/2010/wordprocessingInk" xmlns:wps="http://schemas.microsoft.com/office/word/2010/wordprocessingShape" mc:Ignorable="w14 wp14">
+  <w:p>
+    <w:pPr>
+      <w:pStyle w:val="Header"/>
+    </w:pPr>
+  </w:p>
+</w:hdr>
+</file>
+
+<file path=word/header3.xml><?xml version="1.0" encoding="utf-8"?>
+<w:hdr xmlns:m="http://schemas.openxmlformats.org/officeDocument/2006/math" xmlns:mc="http://schemas.openxmlformats.org/markup-compatibility/2006" xmlns:mo="http://schemas.microsoft.com/office/mac/office/2008/main" xmlns:mv="urn:schemas-microsoft-com:mac:vml" xmlns:o="urn:schemas-microsoft-com:office:office" xmlns:r="http://schemas.openxmlformats.org/officeDocument/2006/relationships" xmlns:v="urn:schemas-microsoft-com:vml" xmlns:w10="urn:schemas-microsoft-com:office:word" xmlns:w14="http://schemas.microsoft.com/office/word/2010/wordml" xmlns:w="http://schemas.openxmlformats.org/wordprocessingml/2006/main" xmlns:wne="http://schemas.microsoft.com/office/word/2006/wordml" xmlns:wp14="http://schemas.microsoft.com/office/word/2010/wordprocessingDrawing" xmlns:wp="http://schemas.openxmlformats.org/drawingml/2006/wordprocessingDrawing" xmlns:wpc="http://schemas.microsoft.com/office/word/2010/wordprocessingCanvas" xmlns:wpg="http://schemas.microsoft.com/office/word/2010/wordprocessingGroup" xmlns:wpi="http://schemas.microsoft.com/office/word/2010/wordprocessingInk" xmlns:wps="http://schemas.microsoft.com/office/word/2010/wordprocessingShape" mc:Ignorable="w14 wp14">
+  <w:p>
+    <w:pPr>
+      <w:pStyle w:val="Header"/>
+    </w:pPr>
   </w:p>
 </w:hdr>
 </file>
